--- a/学号_姓名_实验五--Vue前端设计_完成版.docx
+++ b/学号_姓名_实验五--Vue前端设计_完成版.docx
@@ -1136,13 +1136,150 @@
           <w:p/>
           <w:p>
             <w:pPr>
+              <w:spacing w:after="40" w:line="276" w:lineRule="auto"/>
+            </w:pPr>
+            <w:r>
+              <w:rPr>
+                <w:rFonts w:ascii="宋体" w:hAnsi="宋体" w:eastAsia="宋体"/>
+                <w:b w:val="0"/>
+                <w:sz w:val="19"/>
+              </w:rPr>
+              <w:t>核心代码（一）Axios 封装：请求拦截器统一携带令牌，响应拦截器统一解包并弹出错误提示：</w:t>
+            </w:r>
+          </w:p>
+          <w:p>
+            <w:pPr>
+              <w:keepNext/>
+              <w:jc w:val="center"/>
+            </w:pPr>
+            <w:r>
+              <w:drawing>
+                <wp:inline xmlns:a="http://schemas.openxmlformats.org/drawingml/2006/main" xmlns:pic="http://schemas.openxmlformats.org/drawingml/2006/picture">
+                  <wp:extent cx="5394960" cy="3963644"/>
+                  <wp:docPr id="1" name="Picture 1"/>
+                  <wp:cNvGraphicFramePr>
+                    <a:graphicFrameLocks noChangeAspect="1"/>
+                  </wp:cNvGraphicFramePr>
+                  <a:graphic>
+                    <a:graphicData uri="http://schemas.openxmlformats.org/drawingml/2006/picture">
+                      <pic:pic>
+                        <pic:nvPicPr>
+                          <pic:cNvPr id="0" name="c1_axios_interceptors.png"/>
+                          <pic:cNvPicPr/>
+                        </pic:nvPicPr>
+                        <pic:blipFill>
+                          <a:blip r:embed="rId10"/>
+                          <a:stretch>
+                            <a:fillRect/>
+                          </a:stretch>
+                        </pic:blipFill>
+                        <pic:spPr>
+                          <a:xfrm>
+                            <a:off x="0" y="0"/>
+                            <a:ext cx="5394960" cy="3963644"/>
+                          </a:xfrm>
+                          <a:prstGeom prst="rect"/>
+                        </pic:spPr>
+                      </pic:pic>
+                    </a:graphicData>
+                  </a:graphic>
+                </wp:inline>
+              </w:drawing>
+            </w:r>
+          </w:p>
+          <w:p>
+            <w:pPr>
+              <w:spacing w:after="80"/>
+              <w:jc w:val="center"/>
+            </w:pPr>
+            <w:r>
+              <w:rPr>
+                <w:rFonts w:ascii="宋体" w:hAnsi="宋体" w:eastAsia="宋体"/>
+                <w:b w:val="0"/>
+                <w:color w:val="666666"/>
+                <w:sz w:val="17"/>
+              </w:rPr>
+              <w:t>图1 adminApi.js — Axios 实例与拦截器核心代码</w:t>
+            </w:r>
+          </w:p>
+          <w:p>
+            <w:pPr>
+              <w:spacing w:after="40" w:line="276" w:lineRule="auto"/>
+            </w:pPr>
+            <w:r>
+              <w:rPr>
+                <w:rFonts w:ascii="宋体" w:hAnsi="宋体" w:eastAsia="宋体"/>
+                <w:b w:val="0"/>
+                <w:sz w:val="19"/>
+              </w:rPr>
+              <w:t>核心代码（二）管理域登录门：管理域 JWT 与监测域令牌相互独立，登录成功后通过 emit 事件触发页面数据加载，消除异步时序问题：</w:t>
+            </w:r>
+          </w:p>
+          <w:p>
+            <w:pPr>
+              <w:keepNext/>
+              <w:jc w:val="center"/>
+            </w:pPr>
+            <w:r>
+              <w:drawing>
+                <wp:inline xmlns:a="http://schemas.openxmlformats.org/drawingml/2006/main" xmlns:pic="http://schemas.openxmlformats.org/drawingml/2006/picture">
+                  <wp:extent cx="5394960" cy="3181925"/>
+                  <wp:docPr id="2" name="Picture 2"/>
+                  <wp:cNvGraphicFramePr>
+                    <a:graphicFrameLocks noChangeAspect="1"/>
+                  </wp:cNvGraphicFramePr>
+                  <a:graphic>
+                    <a:graphicData uri="http://schemas.openxmlformats.org/drawingml/2006/picture">
+                      <pic:pic>
+                        <pic:nvPicPr>
+                          <pic:cNvPr id="0" name="c2_admingate.png"/>
+                          <pic:cNvPicPr/>
+                        </pic:nvPicPr>
+                        <pic:blipFill>
+                          <a:blip r:embed="rId11"/>
+                          <a:stretch>
+                            <a:fillRect/>
+                          </a:stretch>
+                        </pic:blipFill>
+                        <pic:spPr>
+                          <a:xfrm>
+                            <a:off x="0" y="0"/>
+                            <a:ext cx="5394960" cy="3181925"/>
+                          </a:xfrm>
+                          <a:prstGeom prst="rect"/>
+                        </pic:spPr>
+                      </pic:pic>
+                    </a:graphicData>
+                  </a:graphic>
+                </wp:inline>
+              </w:drawing>
+            </w:r>
+          </w:p>
+          <w:p>
+            <w:pPr>
+              <w:spacing w:after="80"/>
+              <w:jc w:val="center"/>
+            </w:pPr>
+            <w:r>
+              <w:rPr>
+                <w:rFonts w:ascii="宋体" w:hAnsi="宋体" w:eastAsia="宋体"/>
+                <w:b w:val="0"/>
+                <w:color w:val="666666"/>
+                <w:sz w:val="17"/>
+              </w:rPr>
+              <w:t>图2 AdminGate 管理域登录门核心代码</w:t>
+            </w:r>
+          </w:p>
+          <w:p>
+            <w:pPr>
+              <w:keepNext/>
               <w:jc w:val="center"/>
             </w:pPr>
             <w:r>
               <w:drawing>
                 <wp:inline xmlns:a="http://schemas.openxmlformats.org/drawingml/2006/main" xmlns:pic="http://schemas.openxmlformats.org/drawingml/2006/picture">
                   <wp:extent cx="5394960" cy="3371850"/>
-                  <wp:docPr id="1" name="Picture 1"/>
+                  <wp:docPr id="3" name="Picture 3"/>
                   <wp:cNvGraphicFramePr>
                     <a:graphicFrameLocks noChangeAspect="1"/>
                   </wp:cNvGraphicFramePr>
@@ -1154,7 +1291,7 @@
                           <pic:cNvPicPr/>
                         </pic:nvPicPr>
                         <pic:blipFill>
-                          <a:blip r:embed="rId10"/>
+                          <a:blip r:embed="rId12"/>
                           <a:stretch>
                             <a:fillRect/>
                           </a:stretch>
@@ -1175,6 +1312,7 @@
           </w:p>
           <w:p>
             <w:pPr>
+              <w:spacing w:after="80"/>
               <w:jc w:val="center"/>
             </w:pPr>
             <w:r>
@@ -1184,18 +1322,87 @@
                 <w:color w:val="666666"/>
                 <w:sz w:val="17"/>
               </w:rPr>
-              <w:t>图1 用户管理页联调运行截图（Spring Boot 数据真实渲染）</w:t>
-            </w:r>
-          </w:p>
-          <w:p>
-            <w:pPr>
+              <w:t>图3 用户管理页联调运行截图（Spring Boot 数据真实渲染）</w:t>
+            </w:r>
+          </w:p>
+          <w:p>
+            <w:pPr>
+              <w:spacing w:after="40" w:line="276" w:lineRule="auto"/>
+            </w:pPr>
+            <w:r>
+              <w:rPr>
+                <w:rFonts w:ascii="宋体" w:hAnsi="宋体" w:eastAsia="宋体"/>
+                <w:b w:val="0"/>
+                <w:sz w:val="19"/>
+              </w:rPr>
+              <w:t>核心代码（三）训练任务轮询：发起训练后每 5 秒自动轮询状态，页面销毁时清理定时器：</w:t>
+            </w:r>
+          </w:p>
+          <w:p>
+            <w:pPr>
+              <w:keepNext/>
+              <w:jc w:val="center"/>
+            </w:pPr>
+            <w:r>
+              <w:drawing>
+                <wp:inline xmlns:a="http://schemas.openxmlformats.org/drawingml/2006/main" xmlns:pic="http://schemas.openxmlformats.org/drawingml/2006/picture">
+                  <wp:extent cx="5394960" cy="3376438"/>
+                  <wp:docPr id="4" name="Picture 4"/>
+                  <wp:cNvGraphicFramePr>
+                    <a:graphicFrameLocks noChangeAspect="1"/>
+                  </wp:cNvGraphicFramePr>
+                  <a:graphic>
+                    <a:graphicData uri="http://schemas.openxmlformats.org/drawingml/2006/picture">
+                      <pic:pic>
+                        <pic:nvPicPr>
+                          <pic:cNvPr id="0" name="c3_train_poll.png"/>
+                          <pic:cNvPicPr/>
+                        </pic:nvPicPr>
+                        <pic:blipFill>
+                          <a:blip r:embed="rId13"/>
+                          <a:stretch>
+                            <a:fillRect/>
+                          </a:stretch>
+                        </pic:blipFill>
+                        <pic:spPr>
+                          <a:xfrm>
+                            <a:off x="0" y="0"/>
+                            <a:ext cx="5394960" cy="3376438"/>
+                          </a:xfrm>
+                          <a:prstGeom prst="rect"/>
+                        </pic:spPr>
+                      </pic:pic>
+                    </a:graphicData>
+                  </a:graphic>
+                </wp:inline>
+              </w:drawing>
+            </w:r>
+          </w:p>
+          <w:p>
+            <w:pPr>
+              <w:spacing w:after="80"/>
+              <w:jc w:val="center"/>
+            </w:pPr>
+            <w:r>
+              <w:rPr>
+                <w:rFonts w:ascii="宋体" w:hAnsi="宋体" w:eastAsia="宋体"/>
+                <w:b w:val="0"/>
+                <w:color w:val="666666"/>
+                <w:sz w:val="17"/>
+              </w:rPr>
+              <w:t>图4 训练任务发起与自动轮询核心代码</w:t>
+            </w:r>
+          </w:p>
+          <w:p>
+            <w:pPr>
+              <w:keepNext/>
               <w:jc w:val="center"/>
             </w:pPr>
             <w:r>
               <w:drawing>
                 <wp:inline xmlns:a="http://schemas.openxmlformats.org/drawingml/2006/main" xmlns:pic="http://schemas.openxmlformats.org/drawingml/2006/picture">
                   <wp:extent cx="5394960" cy="3371850"/>
-                  <wp:docPr id="2" name="Picture 2"/>
+                  <wp:docPr id="5" name="Picture 5"/>
                   <wp:cNvGraphicFramePr>
                     <a:graphicFrameLocks noChangeAspect="1"/>
                   </wp:cNvGraphicFramePr>
@@ -1207,7 +1414,7 @@
                           <pic:cNvPicPr/>
                         </pic:nvPicPr>
                         <pic:blipFill>
-                          <a:blip r:embed="rId11"/>
+                          <a:blip r:embed="rId14"/>
                           <a:stretch>
                             <a:fillRect/>
                           </a:stretch>
@@ -1228,6 +1435,7 @@
           </w:p>
           <w:p>
             <w:pPr>
+              <w:spacing w:after="80"/>
               <w:jc w:val="center"/>
             </w:pPr>
             <w:r>
@@ -1237,7 +1445,240 @@
                 <w:color w:val="666666"/>
                 <w:sz w:val="17"/>
               </w:rPr>
-              <w:t>图2 数据集与模型管理页（训练任务与真实指标）</w:t>
+              <w:t>图5 数据集与模型管理页（训练任务与真实指标）</w:t>
+            </w:r>
+          </w:p>
+          <w:p>
+            <w:pPr>
+              <w:spacing w:after="40" w:line="276" w:lineRule="auto"/>
+            </w:pPr>
+            <w:r>
+              <w:rPr>
+                <w:rFonts w:ascii="宋体" w:hAnsi="宋体" w:eastAsia="宋体"/>
+                <w:b w:val="0"/>
+                <w:sz w:val="19"/>
+              </w:rPr>
+              <w:t>核心代码（四）Dashboard 可视化：ECharts 告警环形图与真实接口数据绑定：</w:t>
+            </w:r>
+          </w:p>
+          <w:p>
+            <w:pPr>
+              <w:keepNext/>
+              <w:jc w:val="center"/>
+            </w:pPr>
+            <w:r>
+              <w:drawing>
+                <wp:inline xmlns:a="http://schemas.openxmlformats.org/drawingml/2006/main" xmlns:pic="http://schemas.openxmlformats.org/drawingml/2006/picture">
+                  <wp:extent cx="5394960" cy="3963644"/>
+                  <wp:docPr id="6" name="Picture 6"/>
+                  <wp:cNvGraphicFramePr>
+                    <a:graphicFrameLocks noChangeAspect="1"/>
+                  </wp:cNvGraphicFramePr>
+                  <a:graphic>
+                    <a:graphicData uri="http://schemas.openxmlformats.org/drawingml/2006/picture">
+                      <pic:pic>
+                        <pic:nvPicPr>
+                          <pic:cNvPr id="0" name="c4_echarts_donut.png"/>
+                          <pic:cNvPicPr/>
+                        </pic:nvPicPr>
+                        <pic:blipFill>
+                          <a:blip r:embed="rId15"/>
+                          <a:stretch>
+                            <a:fillRect/>
+                          </a:stretch>
+                        </pic:blipFill>
+                        <pic:spPr>
+                          <a:xfrm>
+                            <a:off x="0" y="0"/>
+                            <a:ext cx="5394960" cy="3963644"/>
+                          </a:xfrm>
+                          <a:prstGeom prst="rect"/>
+                        </pic:spPr>
+                      </pic:pic>
+                    </a:graphicData>
+                  </a:graphic>
+                </wp:inline>
+              </w:drawing>
+            </w:r>
+          </w:p>
+          <w:p>
+            <w:pPr>
+              <w:spacing w:after="80"/>
+              <w:jc w:val="center"/>
+            </w:pPr>
+            <w:r>
+              <w:rPr>
+                <w:rFonts w:ascii="宋体" w:hAnsi="宋体" w:eastAsia="宋体"/>
+                <w:b w:val="0"/>
+                <w:color w:val="666666"/>
+                <w:sz w:val="17"/>
+              </w:rPr>
+              <w:t>图6 ECharts 告警环形图核心代码</w:t>
+            </w:r>
+          </w:p>
+          <w:p>
+            <w:pPr>
+              <w:keepNext/>
+              <w:jc w:val="center"/>
+            </w:pPr>
+            <w:r>
+              <w:drawing>
+                <wp:inline xmlns:a="http://schemas.openxmlformats.org/drawingml/2006/main" xmlns:pic="http://schemas.openxmlformats.org/drawingml/2006/picture">
+                  <wp:extent cx="5394960" cy="3371850"/>
+                  <wp:docPr id="7" name="Picture 7"/>
+                  <wp:cNvGraphicFramePr>
+                    <a:graphicFrameLocks noChangeAspect="1"/>
+                  </wp:cNvGraphicFramePr>
+                  <a:graphic>
+                    <a:graphicData uri="http://schemas.openxmlformats.org/drawingml/2006/picture">
+                      <pic:pic>
+                        <pic:nvPicPr>
+                          <pic:cNvPr id="0" name="ui-dashboard.png"/>
+                          <pic:cNvPicPr/>
+                        </pic:nvPicPr>
+                        <pic:blipFill>
+                          <a:blip r:embed="rId16"/>
+                          <a:stretch>
+                            <a:fillRect/>
+                          </a:stretch>
+                        </pic:blipFill>
+                        <pic:spPr>
+                          <a:xfrm>
+                            <a:off x="0" y="0"/>
+                            <a:ext cx="5394960" cy="3371850"/>
+                          </a:xfrm>
+                          <a:prstGeom prst="rect"/>
+                        </pic:spPr>
+                      </pic:pic>
+                    </a:graphicData>
+                  </a:graphic>
+                </wp:inline>
+              </w:drawing>
+            </w:r>
+          </w:p>
+          <w:p>
+            <w:pPr>
+              <w:spacing w:after="80"/>
+              <w:jc w:val="center"/>
+            </w:pPr>
+            <w:r>
+              <w:rPr>
+                <w:rFonts w:ascii="宋体" w:hAnsi="宋体" w:eastAsia="宋体"/>
+                <w:b w:val="0"/>
+                <w:color w:val="666666"/>
+                <w:sz w:val="17"/>
+              </w:rPr>
+              <w:t>图7 监控总览 Dashboard（环形图/严重度条/趋势折线图）</w:t>
+            </w:r>
+          </w:p>
+          <w:p>
+            <w:pPr>
+              <w:keepNext/>
+              <w:jc w:val="center"/>
+            </w:pPr>
+            <w:r>
+              <w:drawing>
+                <wp:inline xmlns:a="http://schemas.openxmlformats.org/drawingml/2006/main" xmlns:pic="http://schemas.openxmlformats.org/drawingml/2006/picture">
+                  <wp:extent cx="5394960" cy="3371850"/>
+                  <wp:docPr id="8" name="Picture 8"/>
+                  <wp:cNvGraphicFramePr>
+                    <a:graphicFrameLocks noChangeAspect="1"/>
+                  </wp:cNvGraphicFramePr>
+                  <a:graphic>
+                    <a:graphicData uri="http://schemas.openxmlformats.org/drawingml/2006/picture">
+                      <pic:pic>
+                        <pic:nvPicPr>
+                          <pic:cNvPr id="0" name="ui-experiments.png"/>
+                          <pic:cNvPicPr/>
+                        </pic:nvPicPr>
+                        <pic:blipFill>
+                          <a:blip r:embed="rId17"/>
+                          <a:stretch>
+                            <a:fillRect/>
+                          </a:stretch>
+                        </pic:blipFill>
+                        <pic:spPr>
+                          <a:xfrm>
+                            <a:off x="0" y="0"/>
+                            <a:ext cx="5394960" cy="3371850"/>
+                          </a:xfrm>
+                          <a:prstGeom prst="rect"/>
+                        </pic:spPr>
+                      </pic:pic>
+                    </a:graphicData>
+                  </a:graphic>
+                </wp:inline>
+              </w:drawing>
+            </w:r>
+          </w:p>
+          <w:p>
+            <w:pPr>
+              <w:spacing w:after="80"/>
+              <w:jc w:val="center"/>
+            </w:pPr>
+            <w:r>
+              <w:rPr>
+                <w:rFonts w:ascii="宋体" w:hAnsi="宋体" w:eastAsia="宋体"/>
+                <w:b w:val="0"/>
+                <w:color w:val="666666"/>
+                <w:sz w:val="17"/>
+              </w:rPr>
+              <w:t>图8 模型实验页（八组真实实验指标对比柱状图）</w:t>
+            </w:r>
+          </w:p>
+          <w:p>
+            <w:pPr>
+              <w:keepNext/>
+              <w:jc w:val="center"/>
+            </w:pPr>
+            <w:r>
+              <w:drawing>
+                <wp:inline xmlns:a="http://schemas.openxmlformats.org/drawingml/2006/main" xmlns:pic="http://schemas.openxmlformats.org/drawingml/2006/picture">
+                  <wp:extent cx="5394960" cy="3371850"/>
+                  <wp:docPr id="9" name="Picture 9"/>
+                  <wp:cNvGraphicFramePr>
+                    <a:graphicFrameLocks noChangeAspect="1"/>
+                  </wp:cNvGraphicFramePr>
+                  <a:graphic>
+                    <a:graphicData uri="http://schemas.openxmlformats.org/drawingml/2006/picture">
+                      <pic:pic>
+                        <pic:nvPicPr>
+                          <pic:cNvPr id="0" name="ui-alerts.png"/>
+                          <pic:cNvPicPr/>
+                        </pic:nvPicPr>
+                        <pic:blipFill>
+                          <a:blip r:embed="rId18"/>
+                          <a:stretch>
+                            <a:fillRect/>
+                          </a:stretch>
+                        </pic:blipFill>
+                        <pic:spPr>
+                          <a:xfrm>
+                            <a:off x="0" y="0"/>
+                            <a:ext cx="5394960" cy="3371850"/>
+                          </a:xfrm>
+                          <a:prstGeom prst="rect"/>
+                        </pic:spPr>
+                      </pic:pic>
+                    </a:graphicData>
+                  </a:graphic>
+                </wp:inline>
+              </w:drawing>
+            </w:r>
+          </w:p>
+          <w:p>
+            <w:pPr>
+              <w:spacing w:after="80"/>
+              <w:jc w:val="center"/>
+            </w:pPr>
+            <w:r>
+              <w:rPr>
+                <w:rFonts w:ascii="宋体" w:hAnsi="宋体" w:eastAsia="宋体"/>
+                <w:b w:val="0"/>
+                <w:color w:val="666666"/>
+                <w:sz w:val="17"/>
+              </w:rPr>
+              <w:t>图9 告警中心页（实时 WebSocket 接收 + 事件闭环操作）</w:t>
             </w:r>
           </w:p>
         </w:tc>
